--- a/spec/uc-spec-4-10-zap.docx
+++ b/spec/uc-spec-4-10-zap.docx
@@ -2051,7 +2051,19 @@
               <w:rPr>
                 <w:lang w:val="en-US"/>
               </w:rPr>
-              <w:t>7.1. Mã PIN đúng, cập nhật số dư và x</w:t>
+              <w:t xml:space="preserve">7.1. Mã PIN đúng, </w:t>
+            </w:r>
+            <w:r>
+              <w:rPr>
+                <w:lang w:val="en-US"/>
+              </w:rPr>
+              <w:t>tạo giao dịch</w:t>
+            </w:r>
+            <w:r>
+              <w:rPr>
+                <w:lang w:val="en-US"/>
+              </w:rPr>
+              <w:t xml:space="preserve"> và x</w:t>
             </w:r>
             <w:r>
               <w:t>ử lý yêu cầu mở tài khoản tiết kiệm.</w:t>
